--- a/doc/How_to_execute_dbt_pipeline.docx
+++ b/doc/How_to_execute_dbt_pipeline.docx
@@ -11,7 +11,19 @@
         </w:numPr>
       </w:pPr>
       <w:r>
-        <w:t>Clone project repo to your environment:</w:t>
+        <w:t xml:space="preserve">Clone project repo to  </w:t>
+      </w:r>
+      <w:r>
+        <w:t xml:space="preserve">local Linux </w:t>
+      </w:r>
+      <w:r>
+        <w:t>environment</w:t>
+      </w:r>
+      <w:r>
+        <w:t xml:space="preserve"> using sample branch name</w:t>
+      </w:r>
+      <w:r>
+        <w:t>:</w:t>
       </w:r>
     </w:p>
     <w:p>
@@ -247,7 +259,47 @@
           <w:kern w:val="36"/>
           <w14:ligatures w14:val="none"/>
         </w:rPr>
-        <w:t>Execute the pipeline with your data file</w:t>
+        <w:t xml:space="preserve">Execute the pipeline </w:t>
+      </w:r>
+      <w:r>
+        <w:rPr>
+          <w:rFonts w:eastAsia="Times New Roman" w:cs="Times New Roman"/>
+          <w:kern w:val="36"/>
+          <w14:ligatures w14:val="none"/>
+        </w:rPr>
+        <w:t>with data</w:t>
+      </w:r>
+      <w:r>
+        <w:rPr>
+          <w:rFonts w:eastAsia="Times New Roman" w:cs="Times New Roman"/>
+          <w:kern w:val="36"/>
+          <w14:ligatures w14:val="none"/>
+        </w:rPr>
+        <w:t xml:space="preserve"> file</w:t>
+      </w:r>
+      <w:r>
+        <w:rPr>
+          <w:rFonts w:eastAsia="Times New Roman" w:cs="Times New Roman"/>
+          <w:kern w:val="36"/>
+          <w14:ligatures w14:val="none"/>
+        </w:rPr>
+        <w:t xml:space="preserve"> </w:t>
+      </w:r>
+      <w:r>
+        <w:rPr>
+          <w:rFonts w:eastAsia="Times New Roman" w:cs="Times New Roman"/>
+          <w:kern w:val="36"/>
+          <w14:ligatures w14:val="none"/>
+        </w:rPr>
+        <w:t xml:space="preserve">name passed as parameter </w:t>
+      </w:r>
+      <w:r>
+        <w:rPr>
+          <w:rFonts w:eastAsia="Times New Roman" w:cs="Times New Roman"/>
+          <w:kern w:val="36"/>
+          <w14:ligatures w14:val="none"/>
+        </w:rPr>
+        <w:t>from the project root</w:t>
       </w:r>
     </w:p>
     <w:p>
@@ -274,33 +326,7 @@
           <w:kern w:val="0"/>
           <w14:ligatures w14:val="none"/>
         </w:rPr>
-        <w:t xml:space="preserve">Your script expects the CSV file </w:t>
-      </w:r>
-      <w:proofErr w:type="gramStart"/>
-      <w:r>
-        <w:rPr>
-          <w:rFonts w:eastAsia="Times New Roman" w:cs="Times New Roman"/>
-          <w:b/>
-          <w:bCs/>
-          <w:i/>
-          <w:iCs/>
-          <w:kern w:val="0"/>
-          <w14:ligatures w14:val="none"/>
-        </w:rPr>
-        <w:t>as</w:t>
-      </w:r>
-      <w:proofErr w:type="gramEnd"/>
-      <w:r>
-        <w:rPr>
-          <w:rFonts w:eastAsia="Times New Roman" w:cs="Times New Roman"/>
-          <w:b/>
-          <w:bCs/>
-          <w:i/>
-          <w:iCs/>
-          <w:kern w:val="0"/>
-          <w14:ligatures w14:val="none"/>
-        </w:rPr>
-        <w:t xml:space="preserve"> a parameter.</w:t>
+        <w:t xml:space="preserve"> script expects the CSV file as a parameter.</w:t>
       </w:r>
     </w:p>
     <w:p>
@@ -328,6 +354,86 @@
           <w14:ligatures w14:val="none"/>
         </w:rPr>
         <w:t>Example:</w:t>
+      </w:r>
+    </w:p>
+    <w:p>
+      <w:pPr>
+        <w:ind w:left="360"/>
+        <w:rPr>
+          <w:rFonts w:eastAsia="Times New Roman" w:cs="Courier New"/>
+          <w:b/>
+          <w:bCs/>
+          <w:i/>
+          <w:iCs/>
+          <w:kern w:val="0"/>
+          <w14:ligatures w14:val="none"/>
+        </w:rPr>
+      </w:pPr>
+      <w:r>
+        <w:rPr>
+          <w:b/>
+          <w:bCs/>
+          <w:i/>
+          <w:iCs/>
+        </w:rPr>
+        <w:t xml:space="preserve">bash </w:t>
+      </w:r>
+      <w:r>
+        <w:rPr>
+          <w:b/>
+          <w:bCs/>
+          <w:i/>
+          <w:iCs/>
+        </w:rPr>
+        <w:t>scripts/dbt_pipeline.sh</w:t>
+      </w:r>
+      <w:r>
+        <w:rPr>
+          <w:b/>
+          <w:bCs/>
+          <w:i/>
+          <w:iCs/>
+        </w:rPr>
+        <w:t xml:space="preserve"> </w:t>
+      </w:r>
+      <w:r>
+        <w:rPr>
+          <w:rFonts w:eastAsia="Times New Roman" w:cs="Courier New"/>
+          <w:b/>
+          <w:bCs/>
+          <w:i/>
+          <w:iCs/>
+          <w:kern w:val="0"/>
+          <w14:ligatures w14:val="none"/>
+        </w:rPr>
+        <w:t>customer_orders.csv</w:t>
+      </w:r>
+    </w:p>
+    <w:p>
+      <w:pPr>
+        <w:spacing w:before="100" w:beforeAutospacing="1" w:after="100" w:afterAutospacing="1" w:line="240" w:lineRule="auto"/>
+        <w:ind w:left="360"/>
+        <w:rPr>
+          <w:rFonts w:eastAsia="Times New Roman" w:cs="Times New Roman"/>
+          <w:b/>
+          <w:bCs/>
+          <w:i/>
+          <w:iCs/>
+          <w:kern w:val="0"/>
+          <w14:ligatures w14:val="none"/>
+        </w:rPr>
+      </w:pPr>
+      <w:r>
+        <w:rPr>
+          <w:rFonts w:eastAsia="Times New Roman" w:cs="Times New Roman"/>
+          <w:b/>
+          <w:bCs/>
+          <w:i/>
+          <w:iCs/>
+          <w:kern w:val="0"/>
+          <w14:ligatures w14:val="none"/>
+        </w:rPr>
+        <w:t>Or with a full path:</w:t>
       </w:r>
     </w:p>
     <w:p>
@@ -372,7 +478,19 @@
           <w:kern w:val="0"/>
           <w14:ligatures w14:val="none"/>
         </w:rPr>
-        <w:t>./dbt_pipeline.sh customer_orders.csv</w:t>
+        <w:t>bash scripts/</w:t>
+      </w:r>
+      <w:r>
+        <w:rPr>
+          <w:rFonts w:eastAsia="Times New Roman" w:cs="Courier New"/>
+          <w:b/>
+          <w:bCs/>
+          <w:i/>
+          <w:iCs/>
+          <w:kern w:val="0"/>
+          <w14:ligatures w14:val="none"/>
+        </w:rPr>
+        <w:t>/dbt_pipeline.sh /home/ec2-user/data/customer_orders.csv</w:t>
       </w:r>
     </w:p>
     <w:p>
@@ -399,7 +517,33 @@
           <w:kern w:val="0"/>
           <w14:ligatures w14:val="none"/>
         </w:rPr>
-        <w:t>Or with a full path:</w:t>
+        <w:t xml:space="preserve">Or in AWS </w:t>
+      </w:r>
+      <w:proofErr w:type="spellStart"/>
+      <w:r>
+        <w:rPr>
+          <w:rFonts w:eastAsia="Times New Roman" w:cs="Times New Roman"/>
+          <w:b/>
+          <w:bCs/>
+          <w:i/>
+          <w:iCs/>
+          <w:kern w:val="0"/>
+          <w14:ligatures w14:val="none"/>
+        </w:rPr>
+        <w:t>CloudShell</w:t>
+      </w:r>
+      <w:proofErr w:type="spellEnd"/>
+      <w:r>
+        <w:rPr>
+          <w:rFonts w:eastAsia="Times New Roman" w:cs="Times New Roman"/>
+          <w:b/>
+          <w:bCs/>
+          <w:i/>
+          <w:iCs/>
+          <w:kern w:val="0"/>
+          <w14:ligatures w14:val="none"/>
+        </w:rPr>
+        <w:t>:</w:t>
       </w:r>
     </w:p>
     <w:p>
@@ -444,15 +588,11 @@
           <w:kern w:val="0"/>
           <w14:ligatures w14:val="none"/>
         </w:rPr>
-        <w:t>./dbt_pipeline.sh /home/ec2-user/data/customer_orders.csv</w:t>
-      </w:r>
-    </w:p>
-    <w:p>
-      <w:pPr>
-        <w:spacing w:before="100" w:beforeAutospacing="1" w:after="100" w:afterAutospacing="1" w:line="240" w:lineRule="auto"/>
-        <w:ind w:left="360"/>
-        <w:rPr>
-          <w:rFonts w:eastAsia="Times New Roman" w:cs="Times New Roman"/>
+        <w:t>bash scripts</w:t>
+      </w:r>
+      <w:r>
+        <w:rPr>
+          <w:rFonts w:eastAsia="Times New Roman" w:cs="Courier New"/>
           <w:b/>
           <w:bCs/>
           <w:i/>
@@ -460,89 +600,7 @@
           <w:kern w:val="0"/>
           <w14:ligatures w14:val="none"/>
         </w:rPr>
-      </w:pPr>
-      <w:r>
-        <w:rPr>
-          <w:rFonts w:eastAsia="Times New Roman" w:cs="Times New Roman"/>
-          <w:b/>
-          <w:bCs/>
-          <w:i/>
-          <w:iCs/>
-          <w:kern w:val="0"/>
-          <w14:ligatures w14:val="none"/>
-        </w:rPr>
-        <w:t xml:space="preserve">Or in AWS </w:t>
-      </w:r>
-      <w:proofErr w:type="spellStart"/>
-      <w:r>
-        <w:rPr>
-          <w:rFonts w:eastAsia="Times New Roman" w:cs="Times New Roman"/>
-          <w:b/>
-          <w:bCs/>
-          <w:i/>
-          <w:iCs/>
-          <w:kern w:val="0"/>
-          <w14:ligatures w14:val="none"/>
-        </w:rPr>
-        <w:t>CloudShell</w:t>
-      </w:r>
-      <w:proofErr w:type="spellEnd"/>
-      <w:r>
-        <w:rPr>
-          <w:rFonts w:eastAsia="Times New Roman" w:cs="Times New Roman"/>
-          <w:b/>
-          <w:bCs/>
-          <w:i/>
-          <w:iCs/>
-          <w:kern w:val="0"/>
-          <w14:ligatures w14:val="none"/>
-        </w:rPr>
-        <w:t>:</w:t>
-      </w:r>
-    </w:p>
-    <w:p>
-      <w:pPr>
-        <w:tabs>
-          <w:tab w:val="left" w:pos="916"/>
-          <w:tab w:val="left" w:pos="1832"/>
-          <w:tab w:val="left" w:pos="2748"/>
-          <w:tab w:val="left" w:pos="3664"/>
-          <w:tab w:val="left" w:pos="4580"/>
-          <w:tab w:val="left" w:pos="5496"/>
-          <w:tab w:val="left" w:pos="6412"/>
-          <w:tab w:val="left" w:pos="7328"/>
-          <w:tab w:val="left" w:pos="8244"/>
-          <w:tab w:val="left" w:pos="9160"/>
-          <w:tab w:val="left" w:pos="10076"/>
-          <w:tab w:val="left" w:pos="10992"/>
-          <w:tab w:val="left" w:pos="11908"/>
-          <w:tab w:val="left" w:pos="12824"/>
-          <w:tab w:val="left" w:pos="13740"/>
-          <w:tab w:val="left" w:pos="14656"/>
-        </w:tabs>
-        <w:spacing w:after="0" w:line="240" w:lineRule="auto"/>
-        <w:ind w:left="360"/>
-        <w:rPr>
-          <w:rFonts w:eastAsia="Times New Roman" w:cs="Courier New"/>
-          <w:b/>
-          <w:bCs/>
-          <w:i/>
-          <w:iCs/>
-          <w:kern w:val="0"/>
-          <w14:ligatures w14:val="none"/>
-        </w:rPr>
-      </w:pPr>
-      <w:r>
-        <w:rPr>
-          <w:rFonts w:eastAsia="Times New Roman" w:cs="Courier New"/>
-          <w:b/>
-          <w:bCs/>
-          <w:i/>
-          <w:iCs/>
-          <w:kern w:val="0"/>
-          <w14:ligatures w14:val="none"/>
-        </w:rPr>
-        <w:t>./dbt_pipeline.sh ~/environment/customer_orders.csv</w:t>
+        <w:t>/dbt_pipeline.sh ~/environment/customer_orders.csv</w:t>
       </w:r>
     </w:p>
     <w:p>
@@ -614,7 +672,21 @@
           <w:b/>
           <w:bCs/>
         </w:rPr>
-        <w:t xml:space="preserve"> Accepts your CSV file as a parameter</w:t>
+        <w:t xml:space="preserve"> </w:t>
+      </w:r>
+      <w:r>
+        <w:rPr>
+          <w:b/>
+          <w:bCs/>
+        </w:rPr>
+        <w:t>Accepts CSV</w:t>
+      </w:r>
+      <w:r>
+        <w:rPr>
+          <w:b/>
+          <w:bCs/>
+        </w:rPr>
+        <w:t xml:space="preserve"> file as a parameter</w:t>
       </w:r>
     </w:p>
     <w:p>
@@ -656,7 +728,7 @@
           <w:b/>
           <w:bCs/>
         </w:rPr>
-        <w:t xml:space="preserve"> Ingests the CSV into your </w:t>
+        <w:t xml:space="preserve"> Ingests the CSV into  </w:t>
       </w:r>
       <w:proofErr w:type="spellStart"/>
       <w:r>
@@ -677,7 +749,10 @@
     </w:p>
     <w:p>
       <w:r>
-        <w:t>Using your existing ingestion logic.</w:t>
+        <w:t>Using existing</w:t>
+      </w:r>
+      <w:r>
+        <w:t xml:space="preserve"> ingestion logic.</w:t>
       </w:r>
     </w:p>
     <w:p>
@@ -701,7 +776,7 @@
           <w:b/>
           <w:bCs/>
         </w:rPr>
-        <w:t xml:space="preserve"> Runs your full </w:t>
+        <w:t xml:space="preserve"> Runs  full </w:t>
       </w:r>
       <w:proofErr w:type="spellStart"/>
       <w:r>
@@ -862,83 +937,12 @@
           <w:bCs/>
         </w:rPr>
       </w:pPr>
-      <w:proofErr w:type="gramStart"/>
-      <w:r>
-        <w:rPr>
-          <w:b/>
-          <w:bCs/>
-        </w:rPr>
-        <w:t>So</w:t>
-      </w:r>
-      <w:proofErr w:type="gramEnd"/>
-      <w:r>
-        <w:rPr>
-          <w:b/>
-          <w:bCs/>
-        </w:rPr>
-        <w:t xml:space="preserve"> you can track each stage clearly.</w:t>
-      </w:r>
-    </w:p>
-    <w:p>
-      <w:pPr>
-        <w:rPr>
-          <w:b/>
-          <w:bCs/>
-        </w:rPr>
-      </w:pPr>
-    </w:p>
-    <w:p>
-      <w:pPr>
-        <w:rPr>
-          <w:b/>
-          <w:bCs/>
-        </w:rPr>
-      </w:pPr>
-      <w:r>
-        <w:rPr>
-          <w:b/>
-          <w:bCs/>
-        </w:rPr>
-        <w:t>Make the Script Executable</w:t>
-      </w:r>
-    </w:p>
-    <w:p>
-      <w:pPr>
-        <w:rPr>
-          <w:b/>
-          <w:bCs/>
-        </w:rPr>
-      </w:pPr>
-      <w:r>
-        <w:rPr>
-          <w:b/>
-          <w:bCs/>
-        </w:rPr>
-        <w:t>Run:</w:t>
-      </w:r>
-    </w:p>
-    <w:p>
-      <w:pPr>
-        <w:rPr>
-          <w:b/>
-          <w:bCs/>
-        </w:rPr>
-      </w:pPr>
-      <w:proofErr w:type="spellStart"/>
-      <w:r>
-        <w:rPr>
-          <w:b/>
-          <w:bCs/>
-        </w:rPr>
-        <w:t>chmod</w:t>
-      </w:r>
-      <w:proofErr w:type="spellEnd"/>
-      <w:r>
-        <w:rPr>
-          <w:b/>
-          <w:bCs/>
-        </w:rPr>
-        <w:t xml:space="preserve"> +x dbt_pipeline.sh</w:t>
+      <w:r>
+        <w:rPr>
+          <w:b/>
+          <w:bCs/>
+        </w:rPr>
+        <w:t>So you can track each stage clearly.</w:t>
       </w:r>
     </w:p>
     <w:p>
